--- a/out/lettera_fittizia.docx
+++ b/out/lettera_fittizia.docx
@@ -332,7 +332,7 @@
           <w:i w:val="0"/>
           <w:sz w:val="24"/>
         </w:rPr>
-        <w:t>Avv. Giulia Conti</w:t>
+        <w:t>Avv. Matteo Bertocchi</w:t>
       </w:r>
     </w:p>
     <w:p>
